--- a/testakten/starug-schutzschirm-grossbach-druckguss-erfurt/06_restrukturierungssache_anzeige.docx
+++ b/testakten/starug-schutzschirm-grossbach-druckguss-erfurt/06_restrukturierungssache_anzeige.docx
@@ -5,104 +5,166 @@
     <w:p>
       <w:pPr>
         <w:pStyle w:val="Heading1"/>
+        <w:spacing w:after="160" w:line="259" w:lineRule="auto"/>
       </w:pPr>
       <w:r>
         <w:rPr>
           <w:rFonts w:ascii="Times New Roman" w:hAnsi="Times New Roman"/>
+          <w:b/>
+          <w:sz w:val="28"/>
         </w:rPr>
         <w:t>06 – Anzeige der Restrukturierungssache (§ 31 StaRUG)</w:t>
       </w:r>
     </w:p>
     <w:p>
       <w:pPr>
+        <w:spacing w:before="120" w:after="60" w:line="259" w:lineRule="auto"/>
         <w:jc w:val="left"/>
       </w:pPr>
       <w:r>
         <w:rPr>
+          <w:rFonts w:ascii="Times New Roman" w:hAnsi="Times New Roman"/>
           <w:b/>
+          <w:sz w:val="22"/>
         </w:rPr>
         <w:t>An:</w:t>
       </w:r>
       <w:r>
+        <w:rPr>
+          <w:rFonts w:ascii="Times New Roman" w:hAnsi="Times New Roman"/>
+          <w:b/>
+          <w:sz w:val="22"/>
+        </w:rPr>
         <w:t xml:space="preserve"> Amtsgericht Erfurt – Restrukturierungsgericht –</w:t>
       </w:r>
     </w:p>
     <w:p>
       <w:pPr>
+        <w:spacing w:before="120" w:after="60" w:line="259" w:lineRule="auto"/>
         <w:jc w:val="left"/>
       </w:pPr>
       <w:r>
+        <w:rPr>
+          <w:rFonts w:ascii="Times New Roman" w:hAnsi="Times New Roman"/>
+          <w:b/>
+          <w:sz w:val="22"/>
+        </w:rPr>
         <w:t>Domplatz 1, 99084 Erfurt</w:t>
       </w:r>
     </w:p>
     <w:p>
       <w:pPr>
+        <w:spacing w:before="120" w:after="60" w:line="259" w:lineRule="auto"/>
         <w:jc w:val="left"/>
       </w:pPr>
       <w:r>
         <w:rPr>
+          <w:rFonts w:ascii="Times New Roman" w:hAnsi="Times New Roman"/>
           <w:b/>
+          <w:sz w:val="22"/>
         </w:rPr>
         <w:t>Von:</w:t>
       </w:r>
       <w:r>
+        <w:rPr>
+          <w:rFonts w:ascii="Times New Roman" w:hAnsi="Times New Roman"/>
+          <w:b/>
+          <w:sz w:val="22"/>
+        </w:rPr>
         <w:t xml:space="preserve"> RA Dr. Maximilian Drosselberg, Drosselberg &amp; Partner Insolvenzrecht</w:t>
       </w:r>
     </w:p>
     <w:p>
       <w:pPr>
+        <w:spacing w:before="120" w:after="60" w:line="259" w:lineRule="auto"/>
         <w:jc w:val="left"/>
       </w:pPr>
       <w:r>
+        <w:rPr>
+          <w:rFonts w:ascii="Times New Roman" w:hAnsi="Times New Roman"/>
+          <w:b/>
+          <w:sz w:val="22"/>
+        </w:rPr>
         <w:t>Juri-Gagarin-Ring 55, 99084 Erfurt</w:t>
       </w:r>
     </w:p>
     <w:p>
       <w:pPr>
+        <w:spacing w:before="120" w:after="60" w:line="259" w:lineRule="auto"/>
         <w:jc w:val="left"/>
       </w:pPr>
       <w:r>
         <w:rPr>
+          <w:rFonts w:ascii="Times New Roman" w:hAnsi="Times New Roman"/>
           <w:b/>
+          <w:sz w:val="22"/>
         </w:rPr>
         <w:t>In Sachen:</w:t>
       </w:r>
       <w:r>
+        <w:rPr>
+          <w:rFonts w:ascii="Times New Roman" w:hAnsi="Times New Roman"/>
+          <w:b/>
+          <w:sz w:val="22"/>
+        </w:rPr>
         <w:t xml:space="preserve"> Großbach Druckguss &amp; Präzision GmbH &amp; Co. KG ./. Gläubiger</w:t>
       </w:r>
     </w:p>
     <w:p>
       <w:pPr>
+        <w:spacing w:before="120" w:after="60" w:line="259" w:lineRule="auto"/>
         <w:jc w:val="left"/>
       </w:pPr>
       <w:r>
         <w:rPr>
+          <w:rFonts w:ascii="Times New Roman" w:hAnsi="Times New Roman"/>
           <w:b/>
+          <w:sz w:val="22"/>
         </w:rPr>
         <w:t>Datum der Anzeige:</w:t>
       </w:r>
       <w:r>
+        <w:rPr>
+          <w:rFonts w:ascii="Times New Roman" w:hAnsi="Times New Roman"/>
+          <w:b/>
+          <w:sz w:val="22"/>
+        </w:rPr>
         <w:t xml:space="preserve"> 05. Mai 2026</w:t>
       </w:r>
     </w:p>
     <w:p>
       <w:pPr>
+        <w:spacing w:before="120" w:after="60" w:line="259" w:lineRule="auto"/>
         <w:jc w:val="left"/>
       </w:pPr>
       <w:r>
         <w:rPr>
-          <w:b/>
+          <w:rFonts w:ascii="Times New Roman" w:hAnsi="Times New Roman"/>
+          <w:b w:val="0"/>
+          <w:i w:val="0"/>
+          <w:sz w:val="22"/>
         </w:rPr>
         <w:t>Aktenzeichen Gericht:</w:t>
       </w:r>
       <w:r>
+        <w:rPr>
+          <w:rFonts w:ascii="Times New Roman" w:hAnsi="Times New Roman"/>
+          <w:b w:val="0"/>
+          <w:i w:val="0"/>
+          <w:sz w:val="22"/>
+        </w:rPr>
         <w:t xml:space="preserve"> 203 RES 7/26 (nach Eingang zugewiesen)</w:t>
       </w:r>
     </w:p>
-    <w:p/>
+    <w:p>
+      <w:pPr>
+        <w:spacing w:line="259" w:lineRule="auto" w:after="60"/>
+      </w:pPr>
+    </w:p>
     <w:p>
       <w:pPr>
         <w:pStyle w:val="Heading2"/>
+        <w:spacing w:line="259" w:lineRule="auto" w:after="60"/>
       </w:pPr>
       <w:r>
         <w:rPr>
@@ -113,6 +175,7 @@
     </w:p>
     <w:p>
       <w:pPr>
+        <w:spacing w:line="259" w:lineRule="auto" w:after="60"/>
         <w:jc w:val="left"/>
       </w:pPr>
       <w:r>
@@ -121,6 +184,7 @@
     </w:p>
     <w:p>
       <w:pPr>
+        <w:spacing w:line="259" w:lineRule="auto" w:after="60"/>
         <w:jc w:val="left"/>
       </w:pPr>
       <w:r>
@@ -129,6 +193,7 @@
     </w:p>
     <w:p>
       <w:pPr>
+        <w:spacing w:line="259" w:lineRule="auto" w:after="60"/>
         <w:jc w:val="left"/>
       </w:pPr>
       <w:r>
@@ -137,6 +202,7 @@
     </w:p>
     <w:p>
       <w:pPr>
+        <w:spacing w:line="259" w:lineRule="auto" w:after="60"/>
         <w:jc w:val="left"/>
       </w:pPr>
       <w:r>
@@ -145,6 +211,7 @@
     </w:p>
     <w:p>
       <w:pPr>
+        <w:spacing w:line="259" w:lineRule="auto" w:after="60"/>
         <w:jc w:val="left"/>
       </w:pPr>
       <w:r>
@@ -154,6 +221,7 @@
     <w:p>
       <w:pPr>
         <w:pStyle w:val="Heading3"/>
+        <w:spacing w:line="259" w:lineRule="auto" w:after="60"/>
       </w:pPr>
       <w:r>
         <w:rPr>
@@ -164,6 +232,7 @@
     </w:p>
     <w:p>
       <w:pPr>
+        <w:spacing w:line="259" w:lineRule="auto" w:after="60"/>
         <w:jc w:val="left"/>
       </w:pPr>
       <w:r>
@@ -175,6 +244,7 @@
     </w:p>
     <w:p>
       <w:pPr>
+        <w:spacing w:line="259" w:lineRule="auto" w:after="60"/>
         <w:jc w:val="left"/>
       </w:pPr>
       <w:r>
@@ -183,6 +253,7 @@
     </w:p>
     <w:p>
       <w:pPr>
+        <w:spacing w:line="259" w:lineRule="auto" w:after="60"/>
         <w:jc w:val="left"/>
       </w:pPr>
       <w:r>
@@ -191,6 +262,7 @@
     </w:p>
     <w:p>
       <w:pPr>
+        <w:spacing w:line="259" w:lineRule="auto" w:after="60"/>
         <w:jc w:val="left"/>
       </w:pPr>
       <w:r>
@@ -199,6 +271,7 @@
     </w:p>
     <w:p>
       <w:pPr>
+        <w:spacing w:line="259" w:lineRule="auto" w:after="60"/>
         <w:jc w:val="left"/>
       </w:pPr>
       <w:r>
@@ -207,6 +280,7 @@
     </w:p>
     <w:p>
       <w:pPr>
+        <w:spacing w:line="259" w:lineRule="auto" w:after="60"/>
         <w:jc w:val="left"/>
       </w:pPr>
       <w:r>
@@ -218,6 +292,7 @@
     </w:p>
     <w:p>
       <w:pPr>
+        <w:spacing w:line="259" w:lineRule="auto" w:after="60"/>
         <w:jc w:val="left"/>
       </w:pPr>
       <w:r>
@@ -226,6 +301,7 @@
     </w:p>
     <w:p>
       <w:pPr>
+        <w:spacing w:line="259" w:lineRule="auto" w:after="60"/>
         <w:jc w:val="left"/>
       </w:pPr>
       <w:r>
@@ -237,6 +313,7 @@
     </w:p>
     <w:p>
       <w:pPr>
+        <w:spacing w:line="259" w:lineRule="auto" w:after="60"/>
         <w:jc w:val="left"/>
       </w:pPr>
       <w:r>
@@ -245,6 +322,7 @@
     </w:p>
     <w:p>
       <w:pPr>
+        <w:spacing w:line="259" w:lineRule="auto" w:after="60"/>
         <w:jc w:val="left"/>
       </w:pPr>
       <w:r>
@@ -253,6 +331,7 @@
     </w:p>
     <w:p>
       <w:pPr>
+        <w:spacing w:line="259" w:lineRule="auto" w:after="60"/>
         <w:jc w:val="left"/>
       </w:pPr>
       <w:r>
@@ -261,6 +340,7 @@
     </w:p>
     <w:p>
       <w:pPr>
+        <w:spacing w:line="259" w:lineRule="auto" w:after="60"/>
         <w:jc w:val="left"/>
       </w:pPr>
       <w:r>
@@ -272,6 +352,7 @@
     </w:p>
     <w:p>
       <w:pPr>
+        <w:spacing w:line="259" w:lineRule="auto" w:after="60"/>
         <w:jc w:val="left"/>
       </w:pPr>
       <w:r>
@@ -280,6 +361,7 @@
     </w:p>
     <w:p>
       <w:pPr>
+        <w:spacing w:line="259" w:lineRule="auto" w:after="60"/>
         <w:jc w:val="left"/>
       </w:pPr>
       <w:r>
@@ -288,6 +370,7 @@
     </w:p>
     <w:p>
       <w:pPr>
+        <w:spacing w:line="259" w:lineRule="auto" w:after="60"/>
         <w:jc w:val="left"/>
       </w:pPr>
       <w:r>
@@ -296,6 +379,7 @@
     </w:p>
     <w:p>
       <w:pPr>
+        <w:spacing w:line="259" w:lineRule="auto" w:after="60"/>
         <w:jc w:val="left"/>
       </w:pPr>
       <w:r>
@@ -304,6 +388,7 @@
     </w:p>
     <w:p>
       <w:pPr>
+        <w:spacing w:line="259" w:lineRule="auto" w:after="60"/>
         <w:jc w:val="left"/>
       </w:pPr>
       <w:r>
@@ -315,6 +400,7 @@
     </w:p>
     <w:p>
       <w:pPr>
+        <w:spacing w:line="259" w:lineRule="auto" w:after="60"/>
         <w:jc w:val="left"/>
       </w:pPr>
       <w:r>
@@ -323,6 +409,7 @@
     </w:p>
     <w:p>
       <w:pPr>
+        <w:spacing w:line="259" w:lineRule="auto" w:after="60"/>
         <w:jc w:val="left"/>
       </w:pPr>
       <w:r>
@@ -331,6 +418,7 @@
     </w:p>
     <w:p>
       <w:pPr>
+        <w:spacing w:line="259" w:lineRule="auto" w:after="60"/>
         <w:jc w:val="left"/>
       </w:pPr>
       <w:r>
@@ -348,6 +436,7 @@
     </w:p>
     <w:p>
       <w:pPr>
+        <w:spacing w:line="259" w:lineRule="auto" w:after="60"/>
         <w:jc w:val="left"/>
       </w:pPr>
       <w:r>
@@ -356,6 +445,7 @@
     </w:p>
     <w:p>
       <w:pPr>
+        <w:spacing w:line="259" w:lineRule="auto" w:after="60"/>
         <w:jc w:val="left"/>
       </w:pPr>
       <w:r>
@@ -373,6 +463,7 @@
     </w:p>
     <w:p>
       <w:pPr>
+        <w:spacing w:line="259" w:lineRule="auto" w:after="60"/>
         <w:jc w:val="left"/>
       </w:pPr>
       <w:r>
@@ -381,6 +472,7 @@
     </w:p>
     <w:p>
       <w:pPr>
+        <w:spacing w:line="259" w:lineRule="auto" w:after="60"/>
         <w:jc w:val="left"/>
       </w:pPr>
       <w:r>
@@ -389,6 +481,7 @@
     </w:p>
     <w:p>
       <w:pPr>
+        <w:spacing w:line="259" w:lineRule="auto" w:after="60"/>
         <w:jc w:val="left"/>
       </w:pPr>
       <w:r>
@@ -397,6 +490,7 @@
     </w:p>
     <w:p>
       <w:pPr>
+        <w:spacing w:line="259" w:lineRule="auto" w:after="60"/>
         <w:jc w:val="left"/>
       </w:pPr>
       <w:r>
@@ -414,6 +508,7 @@
     </w:p>
     <w:p>
       <w:pPr>
+        <w:spacing w:line="259" w:lineRule="auto" w:after="60"/>
         <w:jc w:val="left"/>
       </w:pPr>
       <w:r>
@@ -422,6 +517,7 @@
     </w:p>
     <w:p>
       <w:pPr>
+        <w:spacing w:line="259" w:lineRule="auto" w:after="60"/>
         <w:jc w:val="left"/>
       </w:pPr>
       <w:r>
@@ -430,6 +526,7 @@
     </w:p>
     <w:p>
       <w:pPr>
+        <w:spacing w:line="259" w:lineRule="auto" w:after="60"/>
         <w:jc w:val="left"/>
       </w:pPr>
       <w:r>
@@ -441,6 +538,7 @@
     </w:p>
     <w:p>
       <w:pPr>
+        <w:spacing w:line="259" w:lineRule="auto" w:after="60"/>
         <w:jc w:val="left"/>
       </w:pPr>
       <w:r>
@@ -449,6 +547,7 @@
     </w:p>
     <w:p>
       <w:pPr>
+        <w:spacing w:line="259" w:lineRule="auto" w:after="60"/>
         <w:jc w:val="left"/>
       </w:pPr>
       <w:r>
@@ -457,6 +556,7 @@
     </w:p>
     <w:p>
       <w:pPr>
+        <w:spacing w:line="259" w:lineRule="auto" w:after="60"/>
         <w:jc w:val="left"/>
       </w:pPr>
       <w:r>
@@ -465,6 +565,7 @@
     </w:p>
     <w:p>
       <w:pPr>
+        <w:spacing w:line="259" w:lineRule="auto" w:after="60"/>
         <w:jc w:val="left"/>
       </w:pPr>
       <w:r>
@@ -477,6 +578,7 @@
     <w:p>
       <w:pPr>
         <w:pStyle w:val="ListBullet"/>
+        <w:spacing w:line="259" w:lineRule="auto" w:after="60"/>
       </w:pPr>
       <w:r>
         <w:t>Sparkasse Mittelthüringen (Kredit 4,8 Mio. EUR, Gruppe 1)</w:t>
@@ -485,6 +587,7 @@
     <w:p>
       <w:pPr>
         <w:pStyle w:val="ListBullet"/>
+        <w:spacing w:line="259" w:lineRule="auto" w:after="60"/>
       </w:pPr>
       <w:r>
         <w:t>Aluminium Stade GmbH &amp; Co. KG (890.000 EUR, Gruppe 2)</w:t>
@@ -493,6 +596,7 @@
     <w:p>
       <w:pPr>
         <w:pStyle w:val="ListBullet"/>
+        <w:spacing w:line="259" w:lineRule="auto" w:after="60"/>
       </w:pPr>
       <w:r>
         <w:t>Magnesium Manfred Voß KG (340.000 EUR, Gruppe 2)</w:t>
@@ -501,6 +605,7 @@
     <w:p>
       <w:pPr>
         <w:pStyle w:val="ListBullet"/>
+        <w:spacing w:line="259" w:lineRule="auto" w:after="60"/>
       </w:pPr>
       <w:r>
         <w:t>Finanzamt Erfurt (312.000 EUR, Gruppe 3)</w:t>
@@ -509,6 +614,7 @@
     <w:p>
       <w:pPr>
         <w:pStyle w:val="ListBullet"/>
+        <w:spacing w:line="259" w:lineRule="auto" w:after="60"/>
       </w:pPr>
       <w:r>
         <w:t>Friedhelm Großbach (Gesellschafterdarlehen 220.000 EUR, Gruppe 4)</w:t>
@@ -516,6 +622,7 @@
     </w:p>
     <w:p>
       <w:pPr>
+        <w:spacing w:line="259" w:lineRule="auto" w:after="60"/>
         <w:jc w:val="left"/>
       </w:pPr>
       <w:r>
@@ -527,6 +634,7 @@
     </w:p>
     <w:p>
       <w:pPr>
+        <w:spacing w:line="259" w:lineRule="auto" w:after="60"/>
         <w:jc w:val="left"/>
       </w:pPr>
       <w:r>
@@ -535,6 +643,7 @@
     </w:p>
     <w:p>
       <w:pPr>
+        <w:spacing w:line="259" w:lineRule="auto" w:after="60"/>
         <w:jc w:val="left"/>
       </w:pPr>
       <w:r>
@@ -543,16 +652,22 @@
     </w:p>
     <w:p>
       <w:pPr>
+        <w:spacing w:line="259" w:lineRule="auto" w:after="60"/>
         <w:jc w:val="left"/>
       </w:pPr>
       <w:r>
         <w:t>in eigenem Ermessen und mit dem Ziel der nachhaltigen Sanierung betrieben.</w:t>
       </w:r>
     </w:p>
-    <w:p/>
+    <w:p>
+      <w:pPr>
+        <w:spacing w:line="259" w:lineRule="auto" w:after="60"/>
+      </w:pPr>
+    </w:p>
     <w:p>
       <w:pPr>
         <w:pStyle w:val="Heading2"/>
+        <w:spacing w:line="259" w:lineRule="auto" w:after="60"/>
       </w:pPr>
       <w:r>
         <w:rPr>
@@ -564,6 +679,7 @@
     <w:p>
       <w:pPr>
         <w:pStyle w:val="ListNumber"/>
+        <w:spacing w:line="259" w:lineRule="auto" w:after="60"/>
       </w:pPr>
       <w:r>
         <w:t>Integrierter Finanzplan 2026–2028 (Cashflow-Planung)</w:t>
@@ -572,6 +688,7 @@
     <w:p>
       <w:pPr>
         <w:pStyle w:val="ListNumber"/>
+        <w:spacing w:line="259" w:lineRule="auto" w:after="60"/>
       </w:pPr>
       <w:r>
         <w:t>Vorläufige Planbescheinigung RA Dr. Drosselberg</w:t>
@@ -580,6 +697,7 @@
     <w:p>
       <w:pPr>
         <w:pStyle w:val="ListNumber"/>
+        <w:spacing w:line="259" w:lineRule="auto" w:after="60"/>
       </w:pPr>
       <w:r>
         <w:t>Vollmacht der Geschäftsführung</w:t>
@@ -588,14 +706,20 @@
     <w:p>
       <w:pPr>
         <w:pStyle w:val="ListNumber"/>
+        <w:spacing w:line="259" w:lineRule="auto" w:after="60"/>
       </w:pPr>
       <w:r>
         <w:t>Handelsregisterauszug (aktuell)</w:t>
       </w:r>
     </w:p>
-    <w:p/>
     <w:p>
       <w:pPr>
+        <w:spacing w:line="259" w:lineRule="auto" w:after="60"/>
+      </w:pPr>
+    </w:p>
+    <w:p>
+      <w:pPr>
+        <w:spacing w:line="259" w:lineRule="auto" w:after="60"/>
         <w:jc w:val="left"/>
       </w:pPr>
       <w:r>
@@ -607,6 +731,7 @@
     </w:p>
     <w:p>
       <w:pPr>
+        <w:spacing w:line="259" w:lineRule="auto" w:after="60"/>
         <w:jc w:val="left"/>
       </w:pPr>
       <w:r>
@@ -615,6 +740,7 @@
     </w:p>
     <w:p>
       <w:pPr>
+        <w:spacing w:line="259" w:lineRule="auto" w:after="60"/>
         <w:jc w:val="left"/>
       </w:pPr>
       <w:r>
@@ -623,6 +749,7 @@
     </w:p>
     <w:p>
       <w:pPr>
+        <w:spacing w:line="259" w:lineRule="auto" w:after="60"/>
         <w:jc w:val="left"/>
       </w:pPr>
       <w:r>
@@ -631,6 +758,7 @@
     </w:p>
     <w:p>
       <w:pPr>
+        <w:spacing w:line="259" w:lineRule="auto" w:after="60"/>
         <w:jc w:val="left"/>
       </w:pPr>
       <w:r>
@@ -639,6 +767,7 @@
     </w:p>
     <w:p>
       <w:pPr>
+        <w:spacing w:line="259" w:lineRule="auto" w:after="60"/>
         <w:jc w:val="left"/>
       </w:pPr>
       <w:r>
@@ -650,6 +779,7 @@
     </w:p>
     <w:p>
       <w:pPr>
+        <w:spacing w:line="259" w:lineRule="auto" w:after="60"/>
         <w:jc w:val="left"/>
       </w:pPr>
       <w:r>
@@ -660,13 +790,58 @@
       </w:r>
     </w:p>
     <w:sectPr>
+      <w:headerReference w:type="default" r:id="rId9"/>
+      <w:footerReference w:type="default" r:id="rId10"/>
       <w:pgSz w:w="11906" w:h="16838"/>
-      <w:pgMar w:top="1417" w:right="1417" w:bottom="1417" w:left="1417" w:header="720" w:footer="720" w:gutter="0"/>
+      <w:pgMar w:top="1191" w:right="1247" w:bottom="1134" w:left="1361" w:header="720" w:footer="720" w:gutter="0"/>
       <w:cols w:space="720"/>
       <w:docGrid w:linePitch="360"/>
     </w:sectPr>
   </w:body>
 </w:document>
+</file>
+
+<file path=word/footer1.xml><?xml version="1.0" encoding="utf-8"?>
+<w:ftr xmlns:m="http://schemas.openxmlformats.org/officeDocument/2006/math" xmlns:mc="http://schemas.openxmlformats.org/markup-compatibility/2006" xmlns:mo="http://schemas.microsoft.com/office/mac/office/2008/main" xmlns:mv="urn:schemas-microsoft-com:mac:vml" xmlns:o="urn:schemas-microsoft-com:office:office" xmlns:r="http://schemas.openxmlformats.org/officeDocument/2006/relationships" xmlns:v="urn:schemas-microsoft-com:vml" xmlns:w10="urn:schemas-microsoft-com:office:word" xmlns:w14="http://schemas.microsoft.com/office/word/2010/wordml" xmlns:w="http://schemas.openxmlformats.org/wordprocessingml/2006/main" xmlns:wne="http://schemas.microsoft.com/office/word/2006/wordml" xmlns:wp14="http://schemas.microsoft.com/office/word/2010/wordprocessingDrawing" xmlns:wp="http://schemas.openxmlformats.org/drawingml/2006/wordprocessingDrawing" xmlns:wpc="http://schemas.microsoft.com/office/word/2010/wordprocessingCanvas" xmlns:wpg="http://schemas.microsoft.com/office/word/2010/wordprocessingGroup" xmlns:wpi="http://schemas.microsoft.com/office/word/2010/wordprocessingInk" xmlns:wps="http://schemas.microsoft.com/office/word/2010/wordprocessingShape" mc:Ignorable="w14 wp14">
+  <w:p>
+    <w:pPr>
+      <w:pStyle w:val="Footer"/>
+      <w:jc w:val="left"/>
+    </w:pPr>
+    <w:r/>
+    <w:r>
+      <w:rPr>
+        <w:rFonts w:ascii="Times New Roman" w:hAnsi="Times New Roman"/>
+        <w:b w:val="0"/>
+        <w:color w:val="777777"/>
+        <w:sz w:val="17"/>
+      </w:rPr>
+      <w:t>Vertraulich | Bearbeitungsstand Juli 2026 | nur zur Aktenbearbeitung</w:t>
+    </w:r>
+  </w:p>
+</w:ftr>
+</file>
+
+<file path=word/header1.xml><?xml version="1.0" encoding="utf-8"?>
+<w:hdr xmlns:m="http://schemas.openxmlformats.org/officeDocument/2006/math" xmlns:mc="http://schemas.openxmlformats.org/markup-compatibility/2006" xmlns:mo="http://schemas.microsoft.com/office/mac/office/2008/main" xmlns:mv="urn:schemas-microsoft-com:mac:vml" xmlns:o="urn:schemas-microsoft-com:office:office" xmlns:r="http://schemas.openxmlformats.org/officeDocument/2006/relationships" xmlns:v="urn:schemas-microsoft-com:vml" xmlns:w10="urn:schemas-microsoft-com:office:word" xmlns:w14="http://schemas.microsoft.com/office/word/2010/wordml" xmlns:w="http://schemas.openxmlformats.org/wordprocessingml/2006/main" xmlns:wne="http://schemas.microsoft.com/office/word/2006/wordml" xmlns:wp14="http://schemas.microsoft.com/office/word/2010/wordprocessingDrawing" xmlns:wp="http://schemas.openxmlformats.org/drawingml/2006/wordprocessingDrawing" xmlns:wpc="http://schemas.microsoft.com/office/word/2010/wordprocessingCanvas" xmlns:wpg="http://schemas.microsoft.com/office/word/2010/wordprocessingGroup" xmlns:wpi="http://schemas.microsoft.com/office/word/2010/wordprocessingInk" xmlns:wps="http://schemas.microsoft.com/office/word/2010/wordprocessingShape" mc:Ignorable="w14 wp14">
+  <w:p>
+    <w:pPr>
+      <w:pStyle w:val="Header"/>
+      <w:jc w:val="left"/>
+    </w:pPr>
+    <w:r/>
+    <w:r>
+      <w:rPr>
+        <w:rFonts w:ascii="Times New Roman" w:hAnsi="Times New Roman"/>
+        <w:b w:val="0"/>
+        <w:i w:val="0"/>
+        <w:color w:val="666666"/>
+        <w:sz w:val="17"/>
+      </w:rPr>
+      <w:t>Lindenhof und Partner mbB | Insolvenz- und Restrukturierungsakte | Bearbeitungsstand Juli 2026</w:t>
+    </w:r>
+  </w:p>
+</w:hdr>
 </file>
 
 <file path=word/numbering.xml><?xml version="1.0" encoding="utf-8"?>
@@ -1383,11 +1558,12 @@
       <w:contextualSpacing/>
     </w:pPr>
     <w:rPr>
-      <w:rFonts w:asciiTheme="majorHAnsi" w:eastAsiaTheme="majorEastAsia" w:hAnsiTheme="majorHAnsi" w:cstheme="majorBidi"/>
+      <w:rFonts w:asciiTheme="majorHAnsi" w:eastAsiaTheme="majorEastAsia" w:hAnsiTheme="majorHAnsi" w:cstheme="majorBidi" w:ascii="Times New Roman" w:hAnsi="Times New Roman"/>
+      <w:b/>
       <w:color w:val="17365D" w:themeColor="text2" w:themeShade="BF"/>
       <w:spacing w:val="5"/>
       <w:kern w:val="28"/>
-      <w:sz w:val="52"/>
+      <w:sz w:val="30"/>
       <w:szCs w:val="52"/>
     </w:rPr>
   </w:style>

--- a/testakten/starug-schutzschirm-grossbach-druckguss-erfurt/06_restrukturierungssache_anzeige.docx
+++ b/testakten/starug-schutzschirm-grossbach-druckguss-erfurt/06_restrukturierungssache_anzeige.docx
@@ -13,7 +13,7 @@
           <w:b/>
           <w:sz w:val="28"/>
         </w:rPr>
-        <w:t>06 – Anzeige der Restrukturierungssache (§ 31 StaRUG)</w:t>
+        <w:t>06 – Anzeige der Restrukturierungssache (Paragraf 31 StaRUG)</w:t>
       </w:r>
     </w:p>
     <w:p>
@@ -170,7 +170,7 @@
         <w:rPr>
           <w:rFonts w:ascii="Times New Roman" w:hAnsi="Times New Roman"/>
         </w:rPr>
-        <w:t>Anzeige gemäß § 31 Abs. 1 StaRUG</w:t>
+        <w:t>Anzeige gemäß Paragraf 31 Abs. 1 StaRUG</w:t>
       </w:r>
     </w:p>
     <w:p>
@@ -227,7 +227,7 @@
         <w:rPr>
           <w:rFonts w:ascii="Times New Roman" w:hAnsi="Times New Roman"/>
         </w:rPr>
-        <w:t>Angaben gemäß § 31 Abs. 2 StaRUG</w:t>
+        <w:t>Angaben gemäß Paragraf 31 Abs. 2 StaRUG</w:t>
       </w:r>
     </w:p>
     <w:p>
@@ -296,7 +296,7 @@
         <w:jc w:val="left"/>
       </w:pPr>
       <w:r>
-        <w:t>Amtsgericht Erfurt (Zuständigkeit: Sitz der Schuldnerin in Erfurt, § 35 StaRUG)</w:t>
+        <w:t>Amtsgericht Erfurt (Zuständigkeit: Sitz der Schuldnerin in Erfurt, Paragraf 35 StaRUG)</w:t>
       </w:r>
     </w:p>
     <w:p>
@@ -356,7 +356,7 @@
         <w:jc w:val="left"/>
       </w:pPr>
       <w:r>
-        <w:t>Die Schuldnerin ist drohend zahlungsunfähig im Sinne von § 32 StaRUG i.V.m. § 18 InsO.</w:t>
+        <w:t>Die Schuldnerin ist drohend zahlungsunfähig im Sinne von Paragraf 32 StaRUG i.V.m. Paragraf 18 InsO.</w:t>
       </w:r>
     </w:p>
     <w:p>
@@ -395,7 +395,7 @@
         <w:rPr>
           <w:b/>
         </w:rPr>
-        <w:t>5. Angestrebte Restrukturierungsinstrumente (§ 29 StaRUG):</w:t>
+        <w:t>5. Angestrebte Restrukturierungsinstrumente (Paragraf 29 StaRUG):</w:t>
       </w:r>
     </w:p>
     <w:p>
@@ -428,7 +428,7 @@
         <w:rPr>
           <w:b/>
         </w:rPr>
-        <w:t>Restrukturierungsplan gemäß §§ 2–72 StaRUG</w:t>
+        <w:t>Restrukturierungsplan gemäß Paragrafen 2–72 StaRUG</w:t>
       </w:r>
       <w:r>
         <w:t xml:space="preserve"> – Der Planentwurf ist in Vorbereitung</w:t>
@@ -455,7 +455,7 @@
         <w:rPr>
           <w:b/>
         </w:rPr>
-        <w:t>Stabilisierungsanordnung gemäß §§ 49–59 StaRUG</w:t>
+        <w:t>Stabilisierungsanordnung gemäß Paragrafen 49–59 StaRUG</w:t>
       </w:r>
       <w:r>
         <w:t xml:space="preserve"> – Beantragt wird eine</w:t>
@@ -467,7 +467,7 @@
         <w:jc w:val="left"/>
       </w:pPr>
       <w:r>
-        <w:t>Vollstreckungssperre (§ 49 Abs. 1 Nr. 1 StaRUG) zum Schutz vor Zwangsvollstreckungen</w:t>
+        <w:t>Vollstreckungssperre (Paragraf 49 Abs. 1 Nr. 1 StaRUG) zum Schutz vor Zwangsvollstreckungen</w:t>
       </w:r>
     </w:p>
     <w:p>
@@ -500,7 +500,7 @@
         <w:rPr>
           <w:b/>
         </w:rPr>
-        <w:t>Planbegleitende Vorprüfung gemäß § 46 StaRUG</w:t>
+        <w:t>Planbegleitende Vorprüfung gemäß Paragraf 46 StaRUG</w:t>
       </w:r>
       <w:r>
         <w:t xml:space="preserve"> – Die Schuldnerin beantragt die</w:t>
@@ -521,7 +521,7 @@
         <w:jc w:val="left"/>
       </w:pPr>
       <w:r>
-        <w:t>für eine Planbestätigung nach § 74 StaRUG.</w:t>
+        <w:t>für einen Antrag auf Planbestätigung nach Paragraf 60 StaRUG.</w:t>
       </w:r>
     </w:p>
     <w:p>
@@ -542,7 +542,7 @@
         <w:jc w:val="left"/>
       </w:pPr>
       <w:r>
-        <w:t>Die Planbescheinigung gemäß § 76 StaRUG wird durch RA Dr. Maximilian Drosselberg</w:t>
+        <w:t>Die Planbescheinigung gemäß Paragraf 76 StaRUG wird durch RA Dr. Maximilian Drosselberg</w:t>
       </w:r>
     </w:p>
     <w:p>
@@ -647,7 +647,7 @@
         <w:jc w:val="left"/>
       </w:pPr>
       <w:r>
-        <w:t>Insolvenzantragspflicht nach § 15a InsO besteht. Die Restrukturierungssache wird</w:t>
+        <w:t>Insolvenzantragspflicht nach Paragraf 15a InsO besteht. Die Restrukturierungssache wird</w:t>
       </w:r>
     </w:p>
     <w:p>
